--- a/conversational_pharases/2026-03-23.docx
+++ b/conversational_pharases/2026-03-23.docx
@@ -362,7 +362,7 @@
         </w:numPr>
       </w:pPr>
       <w:r>
-        <w:t>I like playing gamex. (Tôi thích chơi trò chơi)</w:t>
+        <w:t>I like playing game. (Tôi thích chơi trò chơi)</w:t>
       </w:r>
     </w:p>
     <w:p>
@@ -1196,6 +1196,7 @@
   <w:style w:type="character" w:default="1" w:styleId="DefaultParagraphFont">
     <w:name w:val="Default Paragraph Font"/>
     <w:uiPriority w:val="1"/>
+    <w:semiHidden/>
     <w:unhideWhenUsed/>
   </w:style>
   <w:style w:type="table" w:default="1" w:styleId="TableNormal">
